--- a/PP-salygos/templates/ND_LT_BPS.docx
+++ b/PP-salygos/templates/ND_LT_BPS.docx
@@ -54,7 +54,7 @@
           <w:u w:val="none"/>
           <w:lang w:val="lt-LT"/>
         </w:rPr>
-        <w:t>/ĮMONĖS PAVADINIMAS/</w:t>
+        <w:t>ĮMONĖS PAVADINIMAS</w:t>
       </w:r>
     </w:p>
     <w:p>
@@ -2797,7 +2797,7 @@
           <w:sz w:val="20"/>
           <w:szCs w:val="20"/>
         </w:rPr>
-        <w:t>/ĮMONĖS PAVADINIMAS/</w:t>
+        <w:t>ĮMONĖS PAVADINIMAS</w:t>
       </w:r>
       <w:r>
         <w:rPr>
@@ -3728,7 +3728,7 @@
           <w:sz w:val="20"/>
           <w:szCs w:val="20"/>
         </w:rPr>
-        <w:t>/ĮMONĖS PAVADINIMAS/</w:t>
+        <w:t>ĮMONĖS PAVADINIMAS</w:t>
       </w:r>
       <w:r>
         <w:rPr>
@@ -3899,7 +3899,7 @@
           <w:sz w:val="20"/>
           <w:szCs w:val="20"/>
         </w:rPr>
-        <w:t>/ĮMONĖS PAVADINIMAS/</w:t>
+        <w:t>ĮMONĖS PAVADINIMAS</w:t>
       </w:r>
       <w:r>
         <w:rPr>
@@ -17411,7 +17411,7 @@
           <w:sz w:val="20"/>
           <w:szCs w:val="20"/>
         </w:rPr>
-        <w:t xml:space="preserve">Ekonomiškai naudingiausią pasiūlymą pateikęs Tiekėjas/Tiekėjų grupės nariai </w:t>
+        <w:t xml:space="preserve">Tiekėjas/Tiekėjų grupės nariai </w:t>
       </w:r>
       <w:r>
         <w:rPr>
@@ -27387,6 +27387,8 @@
       </w:r>
     </w:p>
     <w:sectPr>
+      <w:footerReference w:type="default" r:id="rId9"/>
+      <w:headerReference w:type="first" r:id="rId10"/>
       <w:pgSz w:w="11906" w:h="16838" w:code="9"/>
       <w:pgMar w:top="1134" w:right="567" w:bottom="1134" w:left="1559" w:header="284" w:footer="624" w:gutter="0"/>
       <w:cols w:space="708"/>
@@ -27417,6 +27419,85 @@
     <w:p/>
   </w:endnote>
 </w:endnotes>
+</file>
+
+<file path=word/footer1.xml><?xml version="1.0" encoding="utf-8"?>
+<w:ftr xmlns:wpc="http://schemas.microsoft.com/office/word/2010/wordprocessingCanvas" xmlns:cx="http://schemas.microsoft.com/office/drawing/2014/chartex" xmlns:cx1="http://schemas.microsoft.com/office/drawing/2015/9/8/chartex" xmlns:cx2="http://schemas.microsoft.com/office/drawing/2015/10/21/chartex" xmlns:cx3="http://schemas.microsoft.com/office/drawing/2016/5/9/chartex" xmlns:cx4="http://schemas.microsoft.com/office/drawing/2016/5/10/chartex" xmlns:cx5="http://schemas.microsoft.com/office/drawing/2016/5/11/chartex" xmlns:cx6="http://schemas.microsoft.com/office/drawing/2016/5/12/chartex" xmlns:cx7="http://schemas.microsoft.com/office/drawing/2016/5/13/chartex" xmlns:cx8="http://schemas.microsoft.com/office/drawing/2016/5/14/chartex" xmlns:mc="http://schemas.openxmlformats.org/markup-compatibility/2006" xmlns:aink="http://schemas.microsoft.com/office/drawing/2016/ink" xmlns:am3d="http://schemas.microsoft.com/office/drawing/2017/model3d" xmlns:o="urn:schemas-microsoft-com:office:office" xmlns:oel="http://schemas.microsoft.com/office/2019/extlst" xmlns:r="http://schemas.openxmlformats.org/officeDocument/2006/relationships" xmlns:m="http://schemas.openxmlformats.org/officeDocument/2006/math" xmlns:v="urn:schemas-microsoft-com:vml" xmlns:wp14="http://schemas.microsoft.com/office/word/2010/wordprocessingDrawing" xmlns:wp="http://schemas.openxmlformats.org/drawingml/2006/wordprocessingDrawing" xmlns:w10="urn:schemas-microsoft-com:office:word" xmlns:w="http://schemas.openxmlformats.org/wordprocessingml/2006/main" xmlns:w14="http://schemas.microsoft.com/office/word/2010/wordml" xmlns:w15="http://schemas.microsoft.com/office/word/2012/wordml" xmlns:w16cex="http://schemas.microsoft.com/office/word/2018/wordml/cex" xmlns:w16cid="http://schemas.microsoft.com/office/word/2016/wordml/cid" xmlns:w16="http://schemas.microsoft.com/office/word/2018/wordml" xmlns:w16du="http://schemas.microsoft.com/office/word/2023/wordml/word16du" xmlns:w16sdtdh="http://schemas.microsoft.com/office/word/2020/wordml/sdtdatahash" xmlns:w16sdtfl="http://schemas.microsoft.com/office/word/2024/wordml/sdtformatlock" xmlns:w16se="http://schemas.microsoft.com/office/word/2015/wordml/symex" xmlns:wpg="http://schemas.microsoft.com/office/word/2010/wordprocessingGroup" xmlns:wpi="http://schemas.microsoft.com/office/word/2010/wordprocessingInk" xmlns:wne="http://schemas.microsoft.com/office/word/2006/wordml" xmlns:wps="http://schemas.microsoft.com/office/word/2010/wordprocessingShape" mc:Ignorable="w14 w15 w16se w16cid w16 w16cex w16sdtdh w16sdtfl w16du wp14">
+  <w:sdt>
+    <w:sdtPr>
+      <w:rPr>
+        <w:rFonts w:ascii="Arial" w:hAnsi="Arial" w:cs="Arial"/>
+      </w:rPr>
+      <w:id w:val="1002241179"/>
+      <w:docPartObj>
+        <w:docPartGallery w:val="Page Numbers (Bottom of Page)"/>
+        <w:docPartUnique/>
+      </w:docPartObj>
+    </w:sdtPr>
+    <w:sdtEndPr>
+      <w:rPr>
+        <w:noProof/>
+        <w:sz w:val="20"/>
+        <w:szCs w:val="20"/>
+      </w:rPr>
+    </w:sdtEndPr>
+    <w:sdtContent>
+      <w:p>
+        <w:pPr>
+          <w:pStyle w:val="Footer"/>
+          <w:jc w:val="center"/>
+          <w:rPr>
+            <w:rFonts w:ascii="Arial" w:hAnsi="Arial" w:cs="Arial"/>
+            <w:sz w:val="20"/>
+            <w:szCs w:val="20"/>
+          </w:rPr>
+        </w:pPr>
+        <w:r>
+          <w:rPr>
+            <w:rFonts w:ascii="Arial" w:hAnsi="Arial" w:cs="Arial"/>
+            <w:sz w:val="18"/>
+            <w:szCs w:val="18"/>
+          </w:rPr>
+          <w:fldChar w:fldCharType="begin"/>
+        </w:r>
+        <w:r>
+          <w:rPr>
+            <w:rFonts w:ascii="Arial" w:hAnsi="Arial" w:cs="Arial"/>
+            <w:sz w:val="18"/>
+            <w:szCs w:val="18"/>
+          </w:rPr>
+          <w:instrText xml:space="preserve"> PAGE   \* MERGEFORMAT </w:instrText>
+        </w:r>
+        <w:r>
+          <w:rPr>
+            <w:rFonts w:ascii="Arial" w:hAnsi="Arial" w:cs="Arial"/>
+            <w:sz w:val="18"/>
+            <w:szCs w:val="18"/>
+          </w:rPr>
+          <w:fldChar w:fldCharType="separate"/>
+        </w:r>
+        <w:r>
+          <w:rPr>
+            <w:rFonts w:ascii="Arial" w:hAnsi="Arial" w:cs="Arial"/>
+            <w:noProof/>
+            <w:sz w:val="18"/>
+            <w:szCs w:val="18"/>
+          </w:rPr>
+          <w:t>2</w:t>
+        </w:r>
+        <w:r>
+          <w:rPr>
+            <w:rFonts w:ascii="Arial" w:hAnsi="Arial" w:cs="Arial"/>
+            <w:noProof/>
+            <w:sz w:val="18"/>
+            <w:szCs w:val="18"/>
+          </w:rPr>
+          <w:fldChar w:fldCharType="end"/>
+        </w:r>
+      </w:p>
+    </w:sdtContent>
+  </w:sdt>
+</w:ftr>
 </file>
 
 <file path=word/footnotes.xml><?xml version="1.0" encoding="utf-8"?>
@@ -27762,6 +27843,167 @@
     </w:p>
   </w:footnote>
 </w:footnotes>
+</file>
+
+<file path=word/header1.xml><?xml version="1.0" encoding="utf-8"?>
+<w:hdr xmlns:wpc="http://schemas.microsoft.com/office/word/2010/wordprocessingCanvas" xmlns:cx="http://schemas.microsoft.com/office/drawing/2014/chartex" xmlns:cx1="http://schemas.microsoft.com/office/drawing/2015/9/8/chartex" xmlns:cx2="http://schemas.microsoft.com/office/drawing/2015/10/21/chartex" xmlns:cx3="http://schemas.microsoft.com/office/drawing/2016/5/9/chartex" xmlns:cx4="http://schemas.microsoft.com/office/drawing/2016/5/10/chartex" xmlns:cx5="http://schemas.microsoft.com/office/drawing/2016/5/11/chartex" xmlns:cx6="http://schemas.microsoft.com/office/drawing/2016/5/12/chartex" xmlns:cx7="http://schemas.microsoft.com/office/drawing/2016/5/13/chartex" xmlns:cx8="http://schemas.microsoft.com/office/drawing/2016/5/14/chartex" xmlns:mc="http://schemas.openxmlformats.org/markup-compatibility/2006" xmlns:aink="http://schemas.microsoft.com/office/drawing/2016/ink" xmlns:am3d="http://schemas.microsoft.com/office/drawing/2017/model3d" xmlns:o="urn:schemas-microsoft-com:office:office" xmlns:oel="http://schemas.microsoft.com/office/2019/extlst" xmlns:r="http://schemas.openxmlformats.org/officeDocument/2006/relationships" xmlns:m="http://schemas.openxmlformats.org/officeDocument/2006/math" xmlns:v="urn:schemas-microsoft-com:vml" xmlns:wp14="http://schemas.microsoft.com/office/word/2010/wordprocessingDrawing" xmlns:wp="http://schemas.openxmlformats.org/drawingml/2006/wordprocessingDrawing" xmlns:w10="urn:schemas-microsoft-com:office:word" xmlns:w="http://schemas.openxmlformats.org/wordprocessingml/2006/main" xmlns:w14="http://schemas.microsoft.com/office/word/2010/wordml" xmlns:w15="http://schemas.microsoft.com/office/word/2012/wordml" xmlns:w16cex="http://schemas.microsoft.com/office/word/2018/wordml/cex" xmlns:w16cid="http://schemas.microsoft.com/office/word/2016/wordml/cid" xmlns:w16="http://schemas.microsoft.com/office/word/2018/wordml" xmlns:w16du="http://schemas.microsoft.com/office/word/2023/wordml/word16du" xmlns:w16sdtdh="http://schemas.microsoft.com/office/word/2020/wordml/sdtdatahash" xmlns:w16sdtfl="http://schemas.microsoft.com/office/word/2024/wordml/sdtformatlock" xmlns:w16se="http://schemas.microsoft.com/office/word/2015/wordml/symex" xmlns:wpg="http://schemas.microsoft.com/office/word/2010/wordprocessingGroup" xmlns:wpi="http://schemas.microsoft.com/office/word/2010/wordprocessingInk" xmlns:wne="http://schemas.microsoft.com/office/word/2006/wordml" xmlns:wps="http://schemas.microsoft.com/office/word/2010/wordprocessingShape" mc:Ignorable="w14 w15 w16se w16cid w16 w16cex w16sdtdh w16sdtfl w16du wp14">
+  <w:p>
+    <w:pPr>
+      <w:jc w:val="center"/>
+    </w:pPr>
+  </w:p>
+  <w:tbl>
+    <w:tblPr>
+      <w:tblStyle w:val="TableGrid"/>
+      <w:tblW w:w="12279" w:type="dxa"/>
+      <w:tblBorders>
+        <w:top w:val="none" w:sz="0" w:space="0" w:color="auto"/>
+        <w:left w:val="none" w:sz="0" w:space="0" w:color="auto"/>
+        <w:bottom w:val="none" w:sz="0" w:space="0" w:color="auto"/>
+        <w:right w:val="none" w:sz="0" w:space="0" w:color="auto"/>
+        <w:insideH w:val="none" w:sz="0" w:space="0" w:color="auto"/>
+        <w:insideV w:val="none" w:sz="0" w:space="0" w:color="auto"/>
+      </w:tblBorders>
+      <w:tblLook w:val="04A0" w:firstRow="1" w:lastRow="0" w:firstColumn="1" w:lastColumn="0" w:noHBand="0" w:noVBand="1"/>
+    </w:tblPr>
+    <w:tblGrid>
+      <w:gridCol w:w="9356"/>
+      <w:gridCol w:w="2923"/>
+    </w:tblGrid>
+    <w:tr>
+      <w:tc>
+        <w:tcPr>
+          <w:tcW w:w="9356" w:type="dxa"/>
+        </w:tcPr>
+        <w:p>
+          <w:pPr>
+            <w:pStyle w:val="Header"/>
+            <w:tabs>
+              <w:tab w:val="clear" w:pos="8306"/>
+              <w:tab w:val="right" w:pos="8539"/>
+            </w:tabs>
+          </w:pPr>
+        </w:p>
+        <w:p>
+          <w:pPr>
+            <w:pStyle w:val="Header"/>
+            <w:tabs>
+              <w:tab w:val="clear" w:pos="8306"/>
+              <w:tab w:val="right" w:pos="8539"/>
+            </w:tabs>
+            <w:jc w:val="center"/>
+          </w:pPr>
+          <w:r>
+            <w:rPr>
+              <w:noProof/>
+            </w:rPr>
+            <w:drawing>
+              <wp:inline distT="0" distB="0" distL="0" distR="0" wp14:anchorId="4EC3F246" wp14:editId="4E324204">
+                <wp:extent cx="1079500" cy="397510"/>
+                <wp:effectExtent l="0" t="0" r="6350" b="2540"/>
+                <wp:docPr id="964352042" name="Graphic 70"/>
+                <wp:cNvGraphicFramePr>
+                  <a:graphicFrameLocks xmlns:a="http://schemas.openxmlformats.org/drawingml/2006/main" noChangeAspect="1"/>
+                </wp:cNvGraphicFramePr>
+                <a:graphic xmlns:a="http://schemas.openxmlformats.org/drawingml/2006/main">
+                  <a:graphicData uri="http://schemas.openxmlformats.org/drawingml/2006/picture">
+                    <pic:pic xmlns:pic="http://schemas.openxmlformats.org/drawingml/2006/picture">
+                      <pic:nvPicPr>
+                        <pic:cNvPr id="964352042" name="Graphic 70"/>
+                        <pic:cNvPicPr>
+                          <a:picLocks noChangeAspect="1"/>
+                        </pic:cNvPicPr>
+                      </pic:nvPicPr>
+                      <pic:blipFill>
+                        <a:blip r:embed="rId1">
+                          <a:extLst>
+                            <a:ext uri="{96DAC541-7B7A-43D3-8B79-37D633B846F1}">
+                              <asvg:svgBlip xmlns:asvg="http://schemas.microsoft.com/office/drawing/2016/SVG/main" r:embed="rId2"/>
+                            </a:ext>
+                          </a:extLst>
+                        </a:blip>
+                        <a:stretch>
+                          <a:fillRect/>
+                        </a:stretch>
+                      </pic:blipFill>
+                      <pic:spPr>
+                        <a:xfrm>
+                          <a:off x="0" y="0"/>
+                          <a:ext cx="1079500" cy="397510"/>
+                        </a:xfrm>
+                        <a:prstGeom prst="rect">
+                          <a:avLst/>
+                        </a:prstGeom>
+                      </pic:spPr>
+                    </pic:pic>
+                  </a:graphicData>
+                </a:graphic>
+              </wp:inline>
+            </w:drawing>
+          </w:r>
+        </w:p>
+      </w:tc>
+      <w:tc>
+        <w:tcPr>
+          <w:tcW w:w="2923" w:type="dxa"/>
+        </w:tcPr>
+        <w:p>
+          <w:pPr>
+            <w:pStyle w:val="Header"/>
+            <w:jc w:val="right"/>
+            <w:rPr>
+              <w:rFonts w:ascii="Arial" w:hAnsi="Arial" w:cs="Arial"/>
+              <w:i/>
+              <w:sz w:val="22"/>
+              <w:szCs w:val="22"/>
+            </w:rPr>
+          </w:pPr>
+        </w:p>
+        <w:p>
+          <w:pPr>
+            <w:pStyle w:val="Header"/>
+            <w:jc w:val="right"/>
+            <w:rPr>
+              <w:rFonts w:ascii="Arial" w:hAnsi="Arial" w:cs="Arial"/>
+              <w:i/>
+              <w:sz w:val="22"/>
+              <w:szCs w:val="22"/>
+            </w:rPr>
+          </w:pPr>
+        </w:p>
+        <w:p>
+          <w:pPr>
+            <w:pStyle w:val="Header"/>
+            <w:jc w:val="right"/>
+            <w:rPr>
+              <w:rFonts w:ascii="Arial" w:hAnsi="Arial" w:cs="Arial"/>
+              <w:i/>
+              <w:sz w:val="22"/>
+              <w:szCs w:val="22"/>
+            </w:rPr>
+          </w:pPr>
+        </w:p>
+        <w:p>
+          <w:pPr>
+            <w:pStyle w:val="Header"/>
+            <w:jc w:val="right"/>
+          </w:pPr>
+        </w:p>
+      </w:tc>
+    </w:tr>
+  </w:tbl>
+  <w:p>
+    <w:pPr>
+      <w:pStyle w:val="Header"/>
+      <w:rPr>
+        <w:rFonts w:ascii="Arial" w:hAnsi="Arial" w:cs="Arial"/>
+        <w:i/>
+        <w:sz w:val="2"/>
+        <w:szCs w:val="22"/>
+      </w:rPr>
+    </w:pPr>
+  </w:p>
+</w:hdr>
 </file>
 
 <file path=word/numbering.xml><?xml version="1.0" encoding="utf-8"?>
@@ -31846,7 +32088,7 @@
 </file>
 
 <file path=customXml/itemProps1.xml><?xml version="1.0" encoding="utf-8"?>
-<ds:datastoreItem xmlns:ds="http://schemas.openxmlformats.org/officeDocument/2006/customXml" ds:itemID="{DBF660B5-EC54-4C8F-8D73-76223264CE22}">
+<ds:datastoreItem xmlns:ds="http://schemas.openxmlformats.org/officeDocument/2006/customXml" ds:itemID="{74452240-604E-47B8-B9FB-0E01DDEBF5A3}">
   <ds:schemaRefs>
     <ds:schemaRef ds:uri="http://schemas.openxmlformats.org/officeDocument/2006/bibliography"/>
   </ds:schemaRefs>

--- a/PP-salygos/templates/ND_LT_BPS.docx
+++ b/PP-salygos/templates/ND_LT_BPS.docx
@@ -27575,7 +27575,7 @@
           <w:sz w:val="18"/>
           <w:szCs w:val="18"/>
         </w:rPr>
-        <w:t xml:space="preserve"> https://eimin.lrv.lt/lt/veiklos-sritys/verslo-aplinka/reglamentuojamu-profesiniu-kvalifikaciju-pripazinimas ir specialiuosius teisės aktus.</w:t>
+        <w:t xml:space="preserve"> https://eimin.lrv.lt/lt/veiklos-sritys/verslo-aplinka/zmogiskuju-istekliu-pletra/reglamentuojamu-profesiniu-kvalifikaciju-pripazinimas/ ir specialiuosius teisės aktus.</w:t>
       </w:r>
     </w:p>
   </w:footnote>

--- a/PP-salygos/templates/ND_LT_BPS.docx
+++ b/PP-salygos/templates/ND_LT_BPS.docx
@@ -3588,7 +3588,7 @@
           <w:sz w:val="20"/>
           <w:szCs w:val="20"/>
         </w:rPr>
-        <w:t xml:space="preserve">  </w:t>
+        <w:t xml:space="preserve"/>
       </w:r>
       <w:r>
         <w:rPr>
@@ -11516,7 +11516,7 @@
           <w:sz w:val="20"/>
           <w:szCs w:val="20"/>
         </w:rPr>
-        <w:t xml:space="preserve"> darbo dienos, privalės nurodyti Pasiūlymo konfidencialią informaciją užpildant  </w:t>
+        <w:t xml:space="preserve"> darbo dienos, privalės nurodyti Pasiūlymo konfidencialią informaciją užpildant </w:t>
       </w:r>
       <w:r>
         <w:rPr>
@@ -11534,7 +11534,7 @@
           <w:sz w:val="20"/>
           <w:szCs w:val="20"/>
         </w:rPr>
-        <w:t xml:space="preserve"> priedą „Konfidenciali informacija“ ir pateikti šios informacijos konfidencialumą patvirtinančius dokumentus.  PĮ 32 straipsnio 2 dalyje nurodyta informacija negali būti laikoma konfidencialia informacija. Jeigu per Perkančiojo subjekto nustatytą terminą Tiekėjas nepateikia užpildyto </w:t>
+        <w:t xml:space="preserve"> priedą „Konfidenciali informacija“ ir pateikti šios informacijos konfidencialumą patvirtinančius dokumentus. PĮ 32 straipsnio 2 dalyje nurodyta informacija negali būti laikoma konfidencialia informacija. Jeigu per Perkančiojo subjekto nustatytą terminą Tiekėjas nepateikia užpildyto </w:t>
       </w:r>
       <w:r>
         <w:rPr>
@@ -13568,7 +13568,7 @@
           <w:sz w:val="20"/>
           <w:szCs w:val="20"/>
         </w:rPr>
-        <w:t xml:space="preserve">iekėjo siūlomų prekių gamintojui ar juos kontroliuojantiems juridiniams ir (ar) fiziniams  asmenims yra taikomos Jungtinių Tautų </w:t>
+        <w:t xml:space="preserve">iekėjo siūlomų prekių gamintojui ar juos kontroliuojantiems juridiniams ir (ar) fiziniams asmenims yra taikomos Jungtinių Tautų </w:t>
       </w:r>
       <w:r>
         <w:rPr>
@@ -14103,7 +14103,7 @@
           <w:sz w:val="20"/>
           <w:szCs w:val="20"/>
         </w:rPr>
-        <w:t>Jeigu Perkančiajam subjektui kyla abejonių dėl Tiekėjo pašalinimo pagrindų nebuvimo ir (arba) atitikties Kvalifikacijos reikalavimams, ir, jeigu taikoma, kokybės vadybos sistemos ir (arba) aplinkos apsaugos vadybos sistemos standartams,  jis turi kreiptis į kompetentingas institucijas ir Tiekėjo Pirminiame pasiūlyme nurodytus trečiuosius asmenis, kad gautų visą reikiamą informaciją apie Tiekėjo pašalinimo pagrindų nebuvimą</w:t>
+        <w:t>Jeigu Perkančiajam subjektui kyla abejonių dėl Tiekėjo pašalinimo pagrindų nebuvimo ir (arba) atitikties Kvalifikacijos reikalavimams, ir, jeigu taikoma, kokybės vadybos sistemos ir (arba) aplinkos apsaugos vadybos sistemos standartams, jis turi kreiptis į kompetentingas institucijas ir Tiekėjo Pirminiame pasiūlyme nurodytus trečiuosius asmenis, kad gautų visą reikiamą informaciją apie Tiekėjo pašalinimo pagrindų nebuvimą</w:t>
       </w:r>
       <w:r>
         <w:rPr>
@@ -14785,7 +14785,7 @@
           <w:sz w:val="20"/>
           <w:szCs w:val="20"/>
         </w:rPr>
-        <w:t xml:space="preserve"> Derybų metu nesiderama dėl </w:t>
+        <w:t xml:space="preserve">Derybų metu nesiderama dėl </w:t>
       </w:r>
       <w:r>
         <w:rPr>
@@ -15732,7 +15732,7 @@
           <w:sz w:val="20"/>
           <w:szCs w:val="20"/>
         </w:rPr>
-        <w:t xml:space="preserve"> Informacija apie </w:t>
+        <w:t xml:space="preserve">Informacija apie </w:t>
       </w:r>
       <w:r>
         <w:rPr>
@@ -16713,7 +16713,7 @@
           <w:sz w:val="20"/>
           <w:szCs w:val="20"/>
         </w:rPr>
-        <w:t xml:space="preserve">.  </w:t>
+        <w:t xml:space="preserve">. </w:t>
       </w:r>
       <w:r>
         <w:rPr>
@@ -16817,7 +16817,7 @@
           <w:sz w:val="20"/>
           <w:szCs w:val="20"/>
         </w:rPr>
-        <w:t xml:space="preserve">.  </w:t>
+        <w:t xml:space="preserve">. </w:t>
       </w:r>
       <w:r>
         <w:rPr>
@@ -17124,7 +17124,7 @@
           <w:sz w:val="20"/>
           <w:szCs w:val="20"/>
         </w:rPr>
-        <w:t xml:space="preserve">Pasiūlymą pateikęs Tiekėjas, Perkančiojo subjekto ir/ar kompetentingų institucijų prašymu nepateikė  BPS </w:t>
+        <w:t xml:space="preserve">Pasiūlymą pateikęs Tiekėjas, Perkančiojo subjekto ir/ar kompetentingų institucijų prašymu nepateikė BPS </w:t>
       </w:r>
       <w:r>
         <w:rPr>
@@ -17373,7 +17373,7 @@
           <w:sz w:val="20"/>
           <w:szCs w:val="20"/>
         </w:rPr>
-        <w:t>iekėjo siūlomų prekių gamintojui ar juos kontroliuojantiems juridiniams ir (ar) fiziniams  asmenims yra taikomos Jungtinių Tautų saugumo tarybos, Europos Sąjungos, kitų tarptautinių organizacijų, kurių narė yra arba kuriose dalyvauja Lietuvos Respublika bei Jungtinių Amerikos Valstijų sankcijos (ribojamosios priemonės).</w:t>
+        <w:t>iekėjo siūlomų prekių gamintojui ar juos kontroliuojantiems juridiniams ir (ar) fiziniams asmenims yra taikomos Jungtinių Tautų saugumo tarybos, Europos Sąjungos, kitų tarptautinių organizacijų, kurių narė yra arba kuriose dalyvauja Lietuvos Respublika bei Jungtinių Amerikos Valstijų sankcijos (ribojamosios priemonės).</w:t>
       </w:r>
       <w:r>
         <w:rPr>
@@ -17552,7 +17552,7 @@
           <w:sz w:val="20"/>
           <w:szCs w:val="20"/>
         </w:rPr>
-        <w:t xml:space="preserve"> VPĮ 92 straipsnio 13 dalyje numatytame sąraše</w:t>
+        <w:t xml:space="preserve">VPĮ 92 straipsnio 13 dalyje numatytame sąraše</w:t>
       </w:r>
       <w:r>
         <w:rPr>
@@ -19633,7 +19633,7 @@
           <w:sz w:val="20"/>
           <w:szCs w:val="20"/>
         </w:rPr>
-        <w:t xml:space="preserve"> </w:t>
+        <w:t xml:space="preserve"/>
       </w:r>
       <w:r>
         <w:rPr>
@@ -21159,7 +21159,7 @@
           <w:sz w:val="20"/>
           <w:szCs w:val="20"/>
         </w:rPr>
-        <w:t xml:space="preserve"> </w:t>
+        <w:t xml:space="preserve"/>
       </w:r>
       <w:r>
         <w:rPr>
@@ -21865,7 +21865,7 @@
           <w:sz w:val="20"/>
           <w:szCs w:val="20"/>
         </w:rPr>
-        <w:t xml:space="preserve">  ir Lietuvos Respublikos pelno mokesčio įstatymu</w:t>
+        <w:t xml:space="preserve"> ir Lietuvos Respublikos pelno mokesčio įstatymu</w:t>
       </w:r>
       <w:r>
         <w:rPr>
@@ -21883,7 +21883,7 @@
           <w:sz w:val="20"/>
           <w:szCs w:val="20"/>
         </w:rPr>
-        <w:t>, Perkantysis subjektas turi galimybę susigrąžinti PVM mokestį, pasiūlymai bus vertinami skaičiuojant kainą be PVM.  Jei, vadovaujantis Lietuvos Respublikos pridėtinės vertės mokesčio įstatymu ir Lietuvos Respublikos pelno mokesčio įstatymu, Perkantysis subjektas galimybės susigrąžinti PVM mokestį neturi, pasiūlymai bus vertinami skaičiuojant kainą su PVM.</w:t>
+        <w:t>, Perkantysis subjektas turi galimybę susigrąžinti PVM mokestį, pasiūlymai bus vertinami skaičiuojant kainą be PVM. Jei, vadovaujantis Lietuvos Respublikos pridėtinės vertės mokesčio įstatymu ir Lietuvos Respublikos pelno mokesčio įstatymu, Perkantysis subjektas galimybės susigrąžinti PVM mokestį neturi, pasiūlymai bus vertinami skaičiuojant kainą su PVM.</w:t>
       </w:r>
     </w:p>
     <w:p>
@@ -26786,7 +26786,7 @@
           <w:szCs w:val="20"/>
         </w:rPr>
         <w:tab/>
-        <w:t>Sutarties  vertė viršija 10 procentų praėjusių finansinių metų metinių Perkančiojo subjekto pajamų;</w:t>
+        <w:t>Sutarties vertė viršija 10 procentų praėjusių finansinių metų metinių Perkančiojo subjekto pajamų;</w:t>
       </w:r>
     </w:p>
     <w:p>
@@ -26872,7 +26872,7 @@
           <w:sz w:val="20"/>
           <w:szCs w:val="20"/>
         </w:rPr>
-        <w:t xml:space="preserve"> </w:t>
+        <w:t xml:space="preserve"/>
       </w:r>
       <w:proofErr w:type="spellStart"/>
       <w:r>
@@ -26984,7 +26984,7 @@
           <w:sz w:val="20"/>
           <w:szCs w:val="20"/>
         </w:rPr>
-        <w:t xml:space="preserve"> ypatingos svarbos informacinės infrastruktūros valdytojo ar Perkančiojo subjekto  saugumo planuose ar kituose ypatingos svarbos informacinės infrastruktūros valdytojo ar Perkančiojo subjekto  vidaus dokumentuose nustatytomis ryšių ir informacinėmis sistemomis (ar jų dalimis), kurios yra reikšmingos  ypatingos svarbos informacinės infrastruktūros valdytojo ar Perkančiojo subjekto  veiklai, šių ryšių ir informacinių sistemų (ar jų dalių) technologijomis, duomenų bazėmis ar jose esamais duomenimis arba kai yra rizika, kad prie tokių ryšių ir informacinių sistemų (jų dalių) gali gauti prieigą tretieji asmenys arba jiems būtų suteikta teisė aptarnauti ar kitaip susipažinti su tokiomis ryšių ir informacinėmis sistemomis (jų dalimis);</w:t>
+        <w:t xml:space="preserve"> ypatingos svarbos informacinės infrastruktūros valdytojo ar Perkančiojo subjekto saugumo planuose ar kituose ypatingos svarbos informacinės infrastruktūros valdytojo ar Perkančiojo subjekto vidaus dokumentuose nustatytomis ryšių ir informacinėmis sistemomis (ar jų dalimis), kurios yra reikšmingos ypatingos svarbos informacinės infrastruktūros valdytojo ar Perkančiojo subjekto veiklai, šių ryšių ir informacinių sistemų (ar jų dalių) technologijomis, duomenų bazėmis ar jose esamais duomenimis arba kai yra rizika, kad prie tokių ryšių ir informacinių sistemų (jų dalių) gali gauti prieigą tretieji asmenys arba jiems būtų suteikta teisė aptarnauti ar kitaip susipažinti su tokiomis ryšių ir informacinėmis sistemomis (jų dalimis);</w:t>
       </w:r>
     </w:p>
     <w:p>
@@ -27256,7 +27256,7 @@
           <w:sz w:val="20"/>
           <w:szCs w:val="20"/>
         </w:rPr>
-        <w:t>, negalės būti pripažįstamas Pirkimą Laimėjusiu Tiekėju ir jo Pasiūlymas bus atmestas  vadovaujantis BPS 1</w:t>
+        <w:t>, negalės būti pripažįstamas Pirkimą Laimėjusiu Tiekėju ir jo Pasiūlymas bus atmestas vadovaujantis BPS 1</w:t>
       </w:r>
       <w:r>
         <w:rPr>

--- a/PP-salygos/templates/ND_LT_BPS.docx
+++ b/PP-salygos/templates/ND_LT_BPS.docx
@@ -13410,7 +13410,7 @@
           <w:sz w:val="20"/>
           <w:szCs w:val="20"/>
         </w:rPr>
-        <w:t xml:space="preserve">Jeigu Tiekėjas, Subtiekėjas, Ūkio subjektas, kurio pajėgumais remiamasi, arba Tiekėjų grupės narys nėra registruotas (Tiekėjas, Subtiekėjas, Ūkio subjektas, kurio pajėgumais remiamasi, Tiekėjų grupės narys, </w:t>
+        <w:t xml:space="preserve">Jeigu Tiekėjas, Subtiekėjas, Ūkio subjektas, kurio pajėgumais remiamasi, arba Tiekėjų grupės narys nėra registruotas (jeigu Tiekėjas, Subtiekėjas, Ūkio subjektas, kurio pajėgumais remiamasi, Tiekėjų grupės narys ar Kvazisubtiekėjas yra fizinis asmuo – nuolat gyvenantis ar turintis pilietybę</w:t>
       </w:r>
       <w:proofErr w:type="spellStart"/>
       <w:r>
@@ -13422,7 +13422,7 @@
           <w:sz w:val="20"/>
           <w:szCs w:val="20"/>
         </w:rPr>
-        <w:t>Kvazisubtiekėjas</w:t>
+        <w:t/>
       </w:r>
       <w:proofErr w:type="spellEnd"/>
       <w:r>
@@ -13434,7 +13434,7 @@
           <w:sz w:val="20"/>
           <w:szCs w:val="20"/>
         </w:rPr>
-        <w:t>, kuris yra fizinis asmuo – nuolat gyvenantis ar turintis pilietybę) Europos Sąjungos valstybėje narėje, Šiaurės Atlanto sutarties organizacijos valstybėje narėje ar trečiojoje šalyje, pasirašiusioje PĮ 29 straipsnio 4 dalyje nurodytus tarptautinius susitarimus (šis atmetimo pagrindas taikomas tik kai toks reikalavimas keliamas SPS);</w:t>
+        <w:t>) Europos Sąjungos valstybėje narėje, Šiaurės Atlanto sutarties organizacijos valstybėje narėje ar trečiojoje šalyje, pasirašiusioje PĮ 29 straipsnio 4 dalyje nurodytus tarptautinius susitarimus (šis atmetimo pagrindas taikomas tik kai toks reikalavimas keliamas SPS);</w:t>
       </w:r>
     </w:p>
     <w:p>
@@ -13580,7 +13580,7 @@
           <w:szCs w:val="20"/>
         </w:rPr>
         <w:lastRenderedPageBreak/>
-        <w:t>saugumo tarybos, Europos Sąjungos, kitų tarptautinių organizacijų, kurių narė yra arba kuriose dalyvauja Lietuvos Respublika bei Jungtinių Amerikos Valstijų sankcijos (ribojamosios priemonės).</w:t>
+        <w:t>saugumo tarybos, Europos Sąjungos, kitų tarptautinių organizacijų, kurių narė yra arba kuriose dalyvauja Lietuvos Respublika, bei Jungtinių Amerikos Valstijų sankcijos (ribojamosios priemonės).</w:t>
       </w:r>
     </w:p>
     <w:p>
@@ -16304,7 +16304,7 @@
           <w:sz w:val="20"/>
           <w:szCs w:val="20"/>
         </w:rPr>
-        <w:t xml:space="preserve">Tiekėjas, Subtiekėjas, Tiekėjų grupės narys ar Ūkio subjektas, kurio pajėgumais remiamasi, nėra registruotas (Tiekėjas, Subtiekėjas, Tiekėjų grupės narys, Ūkio subjektas, kurio pajėgumais remiamasi, </w:t>
+        <w:t xml:space="preserve">Tiekėjas, Subtiekėjas, Tiekėjų grupės narys ar Ūkio subjektas, kurio pajėgumais remiamasi, nėra registruotas (jeigu Tiekėjas, Subtiekėjas, Tiekėjų grupės narys, Ūkio subjektas, kurio pajėgumais remiamasi, ar Kvazisubtiekėjas yra fizinis asmuo – nuolat gyvenantis ar turintis pilietybę</w:t>
       </w:r>
       <w:proofErr w:type="spellStart"/>
       <w:r>
@@ -16313,7 +16313,7 @@
           <w:sz w:val="20"/>
           <w:szCs w:val="20"/>
         </w:rPr>
-        <w:t>Kvazisubtiekėjas</w:t>
+        <w:t/>
       </w:r>
       <w:proofErr w:type="spellEnd"/>
       <w:r>
@@ -16322,7 +16322,7 @@
           <w:sz w:val="20"/>
           <w:szCs w:val="20"/>
         </w:rPr>
-        <w:t>, kuris yra fizinis asmuo – nuolat gyvenantis ar turintis pilietybę) Europos Sąjungos valstybėje narėje, Šiaurės Atlanto sutarties organizacijos valstybėje narėje ar trečiojoje šalyje, pasirašiusioje PĮ 29 straipsnio 4 dalyje nurodytus tarptautinius susitarimus (šis atmetimo pagrindas taikomas tik kai toks reikalavimas keliamas SPS);</w:t>
+        <w:t>) Europos Sąjungos valstybėje narėje, Šiaurės Atlanto sutarties organizacijos valstybėje narėje ar trečiojoje šalyje, pasirašiusioje PĮ 29 straipsnio 4 dalyje nurodytus tarptautinius susitarimus (šis atmetimo pagrindas taikomas tik kai toks reikalavimas keliamas SPS);</w:t>
       </w:r>
     </w:p>
     <w:bookmarkEnd w:id="93"/>
@@ -17124,7 +17124,7 @@
           <w:sz w:val="20"/>
           <w:szCs w:val="20"/>
         </w:rPr>
-        <w:t xml:space="preserve">Pasiūlymą pateikęs Tiekėjas, Perkančiojo subjekto ir/ar kompetentingų institucijų prašymu nepateikė BPS </w:t>
+        <w:t xml:space="preserve">Pasiūlymą pateikęs Tiekėjas Perkančiojo subjekto ir/ar kompetentingų institucijų prašymu nepateikė BPS </w:t>
       </w:r>
       <w:r>
         <w:rPr>
@@ -17373,7 +17373,7 @@
           <w:sz w:val="20"/>
           <w:szCs w:val="20"/>
         </w:rPr>
-        <w:t>iekėjo siūlomų prekių gamintojui ar juos kontroliuojantiems juridiniams ir (ar) fiziniams asmenims yra taikomos Jungtinių Tautų saugumo tarybos, Europos Sąjungos, kitų tarptautinių organizacijų, kurių narė yra arba kuriose dalyvauja Lietuvos Respublika bei Jungtinių Amerikos Valstijų sankcijos (ribojamosios priemonės).</w:t>
+        <w:t>iekėjo siūlomų prekių gamintojui ar juos kontroliuojantiems juridiniams ir (ar) fiziniams asmenims yra taikomos Jungtinių Tautų saugumo tarybos, Europos Sąjungos, kitų tarptautinių organizacijų, kurių narė yra arba kuriose dalyvauja Lietuvos Respublika, bei Jungtinių Amerikos Valstijų sankcijos (ribojamosios priemonės).</w:t>
       </w:r>
       <w:r>
         <w:rPr>
